--- a/Innovatech_Monitoring_Design_1.docx
+++ b/Innovatech_Monitoring_Design_1.docx
@@ -81,48 +81,9 @@
           <w:sz w:val="21"/>
           <w:szCs w:val="21"/>
         </w:rPr>
-        <w:t>Prometheus + Grafana + Alertmanager</w:t>
-      </w:r>
-      <w:r>
-        <w:rPr>
-          <w:rFonts w:ascii="Calibri" w:eastAsia="Calibri" w:hAnsi="Calibri" w:cs="Calibri"/>
-          <w:sz w:val="21"/>
-          <w:szCs w:val="21"/>
-        </w:rPr>
-        <w:t xml:space="preserve">, self-hosted in the </w:t>
-      </w:r>
-      <w:r>
-        <w:rPr>
-          <w:rFonts w:ascii="Calibri" w:eastAsia="Calibri" w:hAnsi="Calibri" w:cs="Calibri"/>
-          <w:sz w:val="21"/>
-          <w:szCs w:val="21"/>
-        </w:rPr>
-        <w:t>Internal</w:t>
-      </w:r>
-      <w:r>
-        <w:rPr>
-          <w:rFonts w:ascii="Calibri" w:eastAsia="Calibri" w:hAnsi="Calibri" w:cs="Calibri"/>
-          <w:sz w:val="21"/>
-          <w:szCs w:val="21"/>
-        </w:rPr>
-        <w:t xml:space="preserve"> VPC</w:t>
-      </w:r>
-      <w:r>
-        <w:rPr>
-          <w:rFonts w:ascii="Calibri" w:eastAsia="Calibri" w:hAnsi="Calibri" w:cs="Calibri"/>
-          <w:sz w:val="21"/>
-          <w:szCs w:val="21"/>
-        </w:rPr>
-        <w:t xml:space="preserve"> in the management subnet</w:t>
-      </w:r>
-      <w:r>
-        <w:rPr>
-          <w:rFonts w:ascii="Calibri" w:eastAsia="Calibri" w:hAnsi="Calibri" w:cs="Calibri"/>
-          <w:sz w:val="21"/>
-          <w:szCs w:val="21"/>
-        </w:rPr>
-        <w:t xml:space="preserve">, with </w:t>
-      </w:r>
+        <w:t xml:space="preserve">Prometheus + Grafana + </w:t>
+      </w:r>
+      <w:proofErr w:type="spellStart"/>
       <w:r>
         <w:rPr>
           <w:rFonts w:ascii="Calibri" w:eastAsia="Calibri" w:hAnsi="Calibri" w:cs="Calibri"/>
@@ -131,8 +92,61 @@
           <w:sz w:val="21"/>
           <w:szCs w:val="21"/>
         </w:rPr>
+        <w:t>Alertmanager</w:t>
+      </w:r>
+      <w:proofErr w:type="spellEnd"/>
+      <w:r>
+        <w:rPr>
+          <w:rFonts w:ascii="Calibri" w:eastAsia="Calibri" w:hAnsi="Calibri" w:cs="Calibri"/>
+          <w:sz w:val="21"/>
+          <w:szCs w:val="21"/>
+        </w:rPr>
+        <w:t xml:space="preserve">, self-hosted in the </w:t>
+      </w:r>
+      <w:r>
+        <w:rPr>
+          <w:rFonts w:ascii="Calibri" w:eastAsia="Calibri" w:hAnsi="Calibri" w:cs="Calibri"/>
+          <w:sz w:val="21"/>
+          <w:szCs w:val="21"/>
+        </w:rPr>
+        <w:t>Internal</w:t>
+      </w:r>
+      <w:r>
+        <w:rPr>
+          <w:rFonts w:ascii="Calibri" w:eastAsia="Calibri" w:hAnsi="Calibri" w:cs="Calibri"/>
+          <w:sz w:val="21"/>
+          <w:szCs w:val="21"/>
+        </w:rPr>
+        <w:t xml:space="preserve"> VPC</w:t>
+      </w:r>
+      <w:r>
+        <w:rPr>
+          <w:rFonts w:ascii="Calibri" w:eastAsia="Calibri" w:hAnsi="Calibri" w:cs="Calibri"/>
+          <w:sz w:val="21"/>
+          <w:szCs w:val="21"/>
+        </w:rPr>
+        <w:t xml:space="preserve"> in the management subnet</w:t>
+      </w:r>
+      <w:r>
+        <w:rPr>
+          <w:rFonts w:ascii="Calibri" w:eastAsia="Calibri" w:hAnsi="Calibri" w:cs="Calibri"/>
+          <w:sz w:val="21"/>
+          <w:szCs w:val="21"/>
+        </w:rPr>
+        <w:t xml:space="preserve">, with </w:t>
+      </w:r>
+      <w:proofErr w:type="spellStart"/>
+      <w:r>
+        <w:rPr>
+          <w:rFonts w:ascii="Calibri" w:eastAsia="Calibri" w:hAnsi="Calibri" w:cs="Calibri"/>
+          <w:b/>
+          <w:bCs/>
+          <w:sz w:val="21"/>
+          <w:szCs w:val="21"/>
+        </w:rPr>
         <w:t>node_exporter</w:t>
       </w:r>
+      <w:proofErr w:type="spellEnd"/>
       <w:r>
         <w:rPr>
           <w:rFonts w:ascii="Calibri" w:eastAsia="Calibri" w:hAnsi="Calibri" w:cs="Calibri"/>
@@ -267,13 +281,23 @@
         </w:rPr>
         <w:t xml:space="preserve">Alerting: </w:t>
       </w:r>
+      <w:proofErr w:type="spellStart"/>
       <w:r>
         <w:rPr>
           <w:rFonts w:ascii="Calibri" w:eastAsia="Calibri" w:hAnsi="Calibri" w:cs="Calibri"/>
           <w:sz w:val="21"/>
           <w:szCs w:val="21"/>
         </w:rPr>
-        <w:t>Alertmanager, routing alerts by severity</w:t>
+        <w:t>Alertmanager</w:t>
+      </w:r>
+      <w:proofErr w:type="spellEnd"/>
+      <w:r>
+        <w:rPr>
+          <w:rFonts w:ascii="Calibri" w:eastAsia="Calibri" w:hAnsi="Calibri" w:cs="Calibri"/>
+          <w:sz w:val="21"/>
+          <w:szCs w:val="21"/>
+        </w:rPr>
+        <w:t>, routing alerts by severity</w:t>
       </w:r>
     </w:p>
     <w:p>
@@ -740,7 +764,25 @@
                 <w:sz w:val="18"/>
                 <w:szCs w:val="18"/>
               </w:rPr>
-              <w:t>The team runs and patches Prometheus, Grafana, and Alertmanager themselves</w:t>
+              <w:t xml:space="preserve">The team runs and patches Prometheus, Grafana, and </w:t>
+            </w:r>
+            <w:proofErr w:type="spellStart"/>
+            <w:r>
+              <w:rPr>
+                <w:rFonts w:ascii="Calibri" w:eastAsia="Calibri" w:hAnsi="Calibri" w:cs="Calibri"/>
+                <w:sz w:val="18"/>
+                <w:szCs w:val="18"/>
+              </w:rPr>
+              <w:t>Alertmanager</w:t>
+            </w:r>
+            <w:proofErr w:type="spellEnd"/>
+            <w:r>
+              <w:rPr>
+                <w:rFonts w:ascii="Calibri" w:eastAsia="Calibri" w:hAnsi="Calibri" w:cs="Calibri"/>
+                <w:sz w:val="18"/>
+                <w:szCs w:val="18"/>
+              </w:rPr>
+              <w:t xml:space="preserve"> themselves</w:t>
             </w:r>
             <w:r>
               <w:rPr>
@@ -1223,13 +1265,23 @@
             <w:vAlign w:val="center"/>
           </w:tcPr>
           <w:p>
-            <w:r>
-              <w:rPr>
-                <w:rFonts w:ascii="Calibri" w:eastAsia="Calibri" w:hAnsi="Calibri" w:cs="Calibri"/>
-                <w:sz w:val="18"/>
-                <w:szCs w:val="18"/>
-              </w:rPr>
-              <w:t>node_exporter (web tier)</w:t>
+            <w:proofErr w:type="spellStart"/>
+            <w:r>
+              <w:rPr>
+                <w:rFonts w:ascii="Calibri" w:eastAsia="Calibri" w:hAnsi="Calibri" w:cs="Calibri"/>
+                <w:sz w:val="18"/>
+                <w:szCs w:val="18"/>
+              </w:rPr>
+              <w:t>node_exporter</w:t>
+            </w:r>
+            <w:proofErr w:type="spellEnd"/>
+            <w:r>
+              <w:rPr>
+                <w:rFonts w:ascii="Calibri" w:eastAsia="Calibri" w:hAnsi="Calibri" w:cs="Calibri"/>
+                <w:sz w:val="18"/>
+                <w:szCs w:val="18"/>
+              </w:rPr>
+              <w:t xml:space="preserve"> (web tier)</w:t>
             </w:r>
           </w:p>
         </w:tc>
@@ -1401,8 +1453,18 @@
                 <w:sz w:val="18"/>
                 <w:szCs w:val="18"/>
               </w:rPr>
-              <w:t>Prometheus "up" metric + node_exporter</w:t>
-            </w:r>
+              <w:t xml:space="preserve">Prometheus "up" metric + </w:t>
+            </w:r>
+            <w:proofErr w:type="spellStart"/>
+            <w:r>
+              <w:rPr>
+                <w:rFonts w:ascii="Calibri" w:eastAsia="Calibri" w:hAnsi="Calibri" w:cs="Calibri"/>
+                <w:sz w:val="18"/>
+                <w:szCs w:val="18"/>
+              </w:rPr>
+              <w:t>node_exporter</w:t>
+            </w:r>
+            <w:proofErr w:type="spellEnd"/>
           </w:p>
         </w:tc>
         <w:tc>
@@ -1481,13 +1543,23 @@
             <w:vAlign w:val="center"/>
           </w:tcPr>
           <w:p>
-            <w:r>
-              <w:rPr>
-                <w:rFonts w:ascii="Calibri" w:eastAsia="Calibri" w:hAnsi="Calibri" w:cs="Calibri"/>
-                <w:sz w:val="18"/>
-                <w:szCs w:val="18"/>
-              </w:rPr>
-              <w:t>node_exporter (all instances)</w:t>
+            <w:proofErr w:type="spellStart"/>
+            <w:r>
+              <w:rPr>
+                <w:rFonts w:ascii="Calibri" w:eastAsia="Calibri" w:hAnsi="Calibri" w:cs="Calibri"/>
+                <w:sz w:val="18"/>
+                <w:szCs w:val="18"/>
+              </w:rPr>
+              <w:t>node_exporter</w:t>
+            </w:r>
+            <w:proofErr w:type="spellEnd"/>
+            <w:r>
+              <w:rPr>
+                <w:rFonts w:ascii="Calibri" w:eastAsia="Calibri" w:hAnsi="Calibri" w:cs="Calibri"/>
+                <w:sz w:val="18"/>
+                <w:szCs w:val="18"/>
+              </w:rPr>
+              <w:t xml:space="preserve"> (all instances)</w:t>
             </w:r>
           </w:p>
         </w:tc>
@@ -1550,6 +1622,7 @@
             <w:vAlign w:val="center"/>
           </w:tcPr>
           <w:p>
+            <w:proofErr w:type="spellStart"/>
             <w:r>
               <w:rPr>
                 <w:rFonts w:ascii="Calibri" w:eastAsia="Calibri" w:hAnsi="Calibri" w:cs="Calibri"/>
@@ -1558,6 +1631,7 @@
               </w:rPr>
               <w:t>mysqld_exporter</w:t>
             </w:r>
+            <w:proofErr w:type="spellEnd"/>
           </w:p>
         </w:tc>
         <w:tc>
@@ -1620,6 +1694,7 @@
             <w:vAlign w:val="center"/>
           </w:tcPr>
           <w:p>
+            <w:proofErr w:type="spellStart"/>
             <w:r>
               <w:rPr>
                 <w:rFonts w:ascii="Calibri" w:eastAsia="Calibri" w:hAnsi="Calibri" w:cs="Calibri"/>
@@ -1628,6 +1703,7 @@
               </w:rPr>
               <w:t>node_exporter</w:t>
             </w:r>
+            <w:proofErr w:type="spellEnd"/>
           </w:p>
         </w:tc>
         <w:tc>
@@ -1882,13 +1958,23 @@
             <w:vAlign w:val="center"/>
           </w:tcPr>
           <w:p>
-            <w:r>
-              <w:rPr>
-                <w:rFonts w:ascii="Calibri" w:eastAsia="Calibri" w:hAnsi="Calibri" w:cs="Calibri"/>
-                <w:sz w:val="18"/>
-                <w:szCs w:val="18"/>
-              </w:rPr>
-              <w:t>Alertmanager → email/Slack webhook</w:t>
+            <w:proofErr w:type="spellStart"/>
+            <w:r>
+              <w:rPr>
+                <w:rFonts w:ascii="Calibri" w:eastAsia="Calibri" w:hAnsi="Calibri" w:cs="Calibri"/>
+                <w:sz w:val="18"/>
+                <w:szCs w:val="18"/>
+              </w:rPr>
+              <w:t>Alertmanager</w:t>
+            </w:r>
+            <w:proofErr w:type="spellEnd"/>
+            <w:r>
+              <w:rPr>
+                <w:rFonts w:ascii="Calibri" w:eastAsia="Calibri" w:hAnsi="Calibri" w:cs="Calibri"/>
+                <w:sz w:val="18"/>
+                <w:szCs w:val="18"/>
+              </w:rPr>
+              <w:t xml:space="preserve"> → email/Slack webhook</w:t>
             </w:r>
           </w:p>
         </w:tc>
@@ -1976,13 +2062,23 @@
             <w:vAlign w:val="center"/>
           </w:tcPr>
           <w:p>
-            <w:r>
-              <w:rPr>
-                <w:rFonts w:ascii="Calibri" w:eastAsia="Calibri" w:hAnsi="Calibri" w:cs="Calibri"/>
-                <w:sz w:val="18"/>
-                <w:szCs w:val="18"/>
-              </w:rPr>
-              <w:t>Alertmanager → email/Slack webhook</w:t>
+            <w:proofErr w:type="spellStart"/>
+            <w:r>
+              <w:rPr>
+                <w:rFonts w:ascii="Calibri" w:eastAsia="Calibri" w:hAnsi="Calibri" w:cs="Calibri"/>
+                <w:sz w:val="18"/>
+                <w:szCs w:val="18"/>
+              </w:rPr>
+              <w:t>Alertmanager</w:t>
+            </w:r>
+            <w:proofErr w:type="spellEnd"/>
+            <w:r>
+              <w:rPr>
+                <w:rFonts w:ascii="Calibri" w:eastAsia="Calibri" w:hAnsi="Calibri" w:cs="Calibri"/>
+                <w:sz w:val="18"/>
+                <w:szCs w:val="18"/>
+              </w:rPr>
+              <w:t xml:space="preserve"> → email/Slack webhook</w:t>
             </w:r>
           </w:p>
         </w:tc>
@@ -2066,13 +2162,23 @@
             <w:vAlign w:val="center"/>
           </w:tcPr>
           <w:p>
-            <w:r>
-              <w:rPr>
-                <w:rFonts w:ascii="Calibri" w:eastAsia="Calibri" w:hAnsi="Calibri" w:cs="Calibri"/>
-                <w:sz w:val="18"/>
-                <w:szCs w:val="18"/>
-              </w:rPr>
-              <w:t>Alertmanager → email/Slack webhook</w:t>
+            <w:proofErr w:type="spellStart"/>
+            <w:r>
+              <w:rPr>
+                <w:rFonts w:ascii="Calibri" w:eastAsia="Calibri" w:hAnsi="Calibri" w:cs="Calibri"/>
+                <w:sz w:val="18"/>
+                <w:szCs w:val="18"/>
+              </w:rPr>
+              <w:t>Alertmanager</w:t>
+            </w:r>
+            <w:proofErr w:type="spellEnd"/>
+            <w:r>
+              <w:rPr>
+                <w:rFonts w:ascii="Calibri" w:eastAsia="Calibri" w:hAnsi="Calibri" w:cs="Calibri"/>
+                <w:sz w:val="18"/>
+                <w:szCs w:val="18"/>
+              </w:rPr>
+              <w:t xml:space="preserve"> → email/Slack webhook</w:t>
             </w:r>
           </w:p>
         </w:tc>
@@ -2120,8 +2226,18 @@
                 <w:sz w:val="18"/>
                 <w:szCs w:val="18"/>
               </w:rPr>
-              <w:t>&gt; 80% of max_connections</w:t>
-            </w:r>
+              <w:t xml:space="preserve">&gt; 80% of </w:t>
+            </w:r>
+            <w:proofErr w:type="spellStart"/>
+            <w:r>
+              <w:rPr>
+                <w:rFonts w:ascii="Calibri" w:eastAsia="Calibri" w:hAnsi="Calibri" w:cs="Calibri"/>
+                <w:sz w:val="18"/>
+                <w:szCs w:val="18"/>
+              </w:rPr>
+              <w:t>max_connections</w:t>
+            </w:r>
+            <w:proofErr w:type="spellEnd"/>
           </w:p>
         </w:tc>
         <w:tc>
@@ -2160,13 +2276,23 @@
             <w:vAlign w:val="center"/>
           </w:tcPr>
           <w:p>
-            <w:r>
-              <w:rPr>
-                <w:rFonts w:ascii="Calibri" w:eastAsia="Calibri" w:hAnsi="Calibri" w:cs="Calibri"/>
-                <w:sz w:val="18"/>
-                <w:szCs w:val="18"/>
-              </w:rPr>
-              <w:t>Alertmanager → email/Slack webhook</w:t>
+            <w:proofErr w:type="spellStart"/>
+            <w:r>
+              <w:rPr>
+                <w:rFonts w:ascii="Calibri" w:eastAsia="Calibri" w:hAnsi="Calibri" w:cs="Calibri"/>
+                <w:sz w:val="18"/>
+                <w:szCs w:val="18"/>
+              </w:rPr>
+              <w:t>Alertmanager</w:t>
+            </w:r>
+            <w:proofErr w:type="spellEnd"/>
+            <w:r>
+              <w:rPr>
+                <w:rFonts w:ascii="Calibri" w:eastAsia="Calibri" w:hAnsi="Calibri" w:cs="Calibri"/>
+                <w:sz w:val="18"/>
+                <w:szCs w:val="18"/>
+              </w:rPr>
+              <w:t xml:space="preserve"> → email/Slack webhook</w:t>
             </w:r>
           </w:p>
         </w:tc>
@@ -2250,13 +2376,23 @@
             <w:vAlign w:val="center"/>
           </w:tcPr>
           <w:p>
-            <w:r>
-              <w:rPr>
-                <w:rFonts w:ascii="Calibri" w:eastAsia="Calibri" w:hAnsi="Calibri" w:cs="Calibri"/>
-                <w:sz w:val="18"/>
-                <w:szCs w:val="18"/>
-              </w:rPr>
-              <w:t>Alertmanager → email/Slack webhook</w:t>
+            <w:proofErr w:type="spellStart"/>
+            <w:r>
+              <w:rPr>
+                <w:rFonts w:ascii="Calibri" w:eastAsia="Calibri" w:hAnsi="Calibri" w:cs="Calibri"/>
+                <w:sz w:val="18"/>
+                <w:szCs w:val="18"/>
+              </w:rPr>
+              <w:t>Alertmanager</w:t>
+            </w:r>
+            <w:proofErr w:type="spellEnd"/>
+            <w:r>
+              <w:rPr>
+                <w:rFonts w:ascii="Calibri" w:eastAsia="Calibri" w:hAnsi="Calibri" w:cs="Calibri"/>
+                <w:sz w:val="18"/>
+                <w:szCs w:val="18"/>
+              </w:rPr>
+              <w:t xml:space="preserve"> → email/Slack webhook</w:t>
             </w:r>
           </w:p>
         </w:tc>
@@ -2403,51 +2539,8 @@
     </w:p>
     <w:p>
       <w:pPr>
-        <w:pStyle w:val="Heading1"/>
-        <w:pBdr>
-          <w:bottom w:val="single" w:sz="6" w:space="4" w:color="1F3A52"/>
-        </w:pBdr>
-        <w:spacing w:before="400" w:after="200"/>
-      </w:pPr>
-      <w:r>
-        <w:rPr>
-          <w:b/>
-          <w:bCs/>
-          <w:color w:val="1F3A52"/>
-          <w:sz w:val="30"/>
-          <w:szCs w:val="30"/>
-        </w:rPr>
-        <w:t>6.  Extensibility (Flavor A tie-in)</w:t>
-      </w:r>
-    </w:p>
-    <w:p>
-      <w:pPr>
         <w:spacing w:after="160" w:line="276" w:lineRule="auto"/>
       </w:pPr>
-      <w:r>
-        <w:rPr>
-          <w:rFonts w:ascii="Calibri" w:eastAsia="Calibri" w:hAnsi="Calibri" w:cs="Calibri"/>
-          <w:sz w:val="21"/>
-          <w:szCs w:val="21"/>
-        </w:rPr>
-        <w:t>Adding a newly deployed component to monitoring is a two-step, no-restructuring process: (1) install the matching exporter on the new component (node_exporter for a generic host, or a purpose-built exporter, e.g. mysqld_exporter, blackbox_exporter), and (2) add its scrape target to the Prometheus configuration. No changes to Grafana, Alertmanager, or the existing dashboards are required for the new target to start appearing</w:t>
-      </w:r>
-      <w:r>
-        <w:rPr>
-          <w:rFonts w:ascii="Calibri" w:eastAsia="Calibri" w:hAnsi="Calibri" w:cs="Calibri"/>
-          <w:sz w:val="21"/>
-          <w:szCs w:val="21"/>
-        </w:rPr>
-        <w:t>,</w:t>
-      </w:r>
-      <w:r>
-        <w:rPr>
-          <w:rFonts w:ascii="Calibri" w:eastAsia="Calibri" w:hAnsi="Calibri" w:cs="Calibri"/>
-          <w:sz w:val="21"/>
-          <w:szCs w:val="21"/>
-        </w:rPr>
-        <w:t xml:space="preserve"> this directly satisfies the Flavor A assignment that newly added components be "monitored directly and adequately."</w:t>
-      </w:r>
     </w:p>
     <w:sectPr>
       <w:headerReference w:type="default" r:id="rId7"/>
